--- a/projects/valuepickr-open-screen/docs/South West Pinnacle Exploration.docx
+++ b/projects/valuepickr-open-screen/docs/South West Pinnacle Exploration.docx
@@ -259,6 +259,624 @@
         <w:spacing w:after="120" w:before="280"/>
       </w:pPr>
       <w:r>
+        <w:t xml:space="preserve">Guidance &amp; Expectation Gap</w:t>
+      </w:r>
+    </w:p>
+    <w:p>
+      <w:pPr>
+        <w:spacing w:after="120"/>
+      </w:pPr>
+      <w:r>
+        <w:rPr>
+          <w:i/>
+          <w:iCs/>
+          <w:color w:val="666666"/>
+          <w:sz w:val="18"/>
+          <w:szCs w:val="18"/>
+        </w:rPr>
+        <w:t xml:space="preserve">Management guidance decoded into commitments, graded on the expectation → action → operational → commercial → financial ladder, then compared to what the current price appears to assume. Method: playbook/guidance-and-expectation-gap.md.</w:t>
+      </w:r>
+    </w:p>
+    <w:p>
+      <w:pPr>
+        <w:spacing w:after="120"/>
+      </w:pPr>
+      <w:r>
+        <w:rPr>
+          <w:b/>
+          <w:bCs/>
+          <w:sz w:val="20"/>
+          <w:szCs w:val="20"/>
+        </w:rPr>
+        <w:t xml:space="preserve">Market expectation vs. our path:</w:t>
+      </w:r>
+    </w:p>
+    <w:tbl>
+      <w:tblPr>
+        <w:tblW w:type="dxa" w:w="9000"/>
+        <w:tblBorders>
+          <w:top w:val="single" w:color="auto" w:sz="4"/>
+          <w:left w:val="single" w:color="auto" w:sz="4"/>
+          <w:bottom w:val="single" w:color="auto" w:sz="4"/>
+          <w:right w:val="single" w:color="auto" w:sz="4"/>
+          <w:insideH w:val="single" w:color="auto" w:sz="4"/>
+          <w:insideV w:val="single" w:color="auto" w:sz="4"/>
+        </w:tblBorders>
+      </w:tblPr>
+      <w:tblGrid>
+        <w:gridCol w:w="3200"/>
+        <w:gridCol w:w="5800"/>
+      </w:tblGrid>
+      <w:tr>
+        <w:tc>
+          <w:tcPr>
+            <w:tcW w:type="dxa" w:w="3200"/>
+            <w:shd w:fill="F2F2F2" w:val="clear"/>
+          </w:tcPr>
+          <w:p>
+            <w:r>
+              <w:rPr>
+                <w:b/>
+                <w:bCs/>
+              </w:rPr>
+              <w:t xml:space="preserve">As of</w:t>
+            </w:r>
+          </w:p>
+        </w:tc>
+        <w:tc>
+          <w:tcPr>
+            <w:tcW w:type="dxa" w:w="5800"/>
+          </w:tcPr>
+          <w:p>
+            <w:r>
+              <w:t xml:space="preserve">2026-09-09</w:t>
+            </w:r>
+          </w:p>
+        </w:tc>
+      </w:tr>
+      <w:tr>
+        <w:tc>
+          <w:tcPr>
+            <w:tcW w:type="dxa" w:w="3200"/>
+            <w:shd w:fill="F2F2F2" w:val="clear"/>
+          </w:tcPr>
+          <w:p>
+            <w:r>
+              <w:rPr>
+                <w:b/>
+                <w:bCs/>
+              </w:rPr>
+              <w:t xml:space="preserve">Price / multiple</w:t>
+            </w:r>
+          </w:p>
+        </w:tc>
+        <w:tc>
+          <w:tcPr>
+            <w:tcW w:type="dxa" w:w="5800"/>
+          </w:tcPr>
+          <w:p>
+            <w:r>
+              <w:t xml:space="preserve">Rs 227 · 18.5x P/E · 9x EV/EBITDA</w:t>
+            </w:r>
+          </w:p>
+        </w:tc>
+      </w:tr>
+      <w:tr>
+        <w:tc>
+          <w:tcPr>
+            <w:tcW w:type="dxa" w:w="3200"/>
+            <w:shd w:fill="F2F2F2" w:val="clear"/>
+          </w:tcPr>
+          <w:p>
+            <w:r>
+              <w:rPr>
+                <w:b/>
+                <w:bCs/>
+              </w:rPr>
+              <w:t xml:space="preserve">Right valuation lens</w:t>
+            </w:r>
+          </w:p>
+        </w:tc>
+        <w:tc>
+          <w:tcPr>
+            <w:tcW w:type="dxa" w:w="5800"/>
+          </w:tcPr>
+          <w:p>
+            <w:r>
+              <w:t xml:space="preserve">P/E</w:t>
+            </w:r>
+          </w:p>
+        </w:tc>
+      </w:tr>
+      <w:tr>
+        <w:tc>
+          <w:tcPr>
+            <w:tcW w:type="dxa" w:w="3200"/>
+            <w:shd w:fill="F2F2F2" w:val="clear"/>
+          </w:tcPr>
+          <w:p>
+            <w:r>
+              <w:rPr>
+                <w:b/>
+                <w:bCs/>
+              </w:rPr>
+              <w:t xml:space="preserve">Price implies</w:t>
+            </w:r>
+          </w:p>
+        </w:tc>
+        <w:tc>
+          <w:tcPr>
+            <w:tcW w:type="dxa" w:w="5800"/>
+          </w:tcPr>
+          <w:p>
+            <w:r>
+              <w:t xml:space="preserve">~18-19x trailing earnings on a cyclical drilling-services contractor; against a ~12-14x through-cycle multiple this needs ~20-25% EPS CAGR FY26-28 to be fair -- the market is partly pricing the order-book-led operating-leverage step-up</w:t>
+            </w:r>
+          </w:p>
+        </w:tc>
+      </w:tr>
+      <w:tr>
+        <w:tc>
+          <w:tcPr>
+            <w:tcW w:type="dxa" w:w="3200"/>
+            <w:shd w:fill="F2F2F2" w:val="clear"/>
+          </w:tcPr>
+          <w:p>
+            <w:r>
+              <w:rPr>
+                <w:b/>
+                <w:bCs/>
+              </w:rPr>
+              <w:t xml:space="preserve">Our FY27</w:t>
+            </w:r>
+          </w:p>
+        </w:tc>
+        <w:tc>
+          <w:tcPr>
+            <w:tcW w:type="dxa" w:w="5800"/>
+          </w:tcPr>
+          <w:p>
+            <w:r>
+              <w:t xml:space="preserve">revenue +25-35% on the Rs 761 Cr all-time-high order book and full rig deployment (plus hired rigs); margins expand toward mid-20s% OPM as depreciated rigs drop incremental revenue to PBT; PAT +30-40% but FCF likely still negative on fleet capex</w:t>
+            </w:r>
+          </w:p>
+        </w:tc>
+      </w:tr>
+      <w:tr>
+        <w:tc>
+          <w:tcPr>
+            <w:tcW w:type="dxa" w:w="3200"/>
+            <w:shd w:fill="F2F2F2" w:val="clear"/>
+          </w:tcPr>
+          <w:p>
+            <w:r>
+              <w:rPr>
+                <w:b/>
+                <w:bCs/>
+              </w:rPr>
+              <w:t xml:space="preserve">Our FY28</w:t>
+            </w:r>
+          </w:p>
+        </w:tc>
+        <w:tc>
+          <w:tcPr>
+            <w:tcW w:type="dxa" w:w="5800"/>
+          </w:tcPr>
+          <w:p>
+            <w:r>
+              <w:t xml:space="preserve">further growth if order intake holds and private-client mix speeds collections; operating leverage the main driver</w:t>
+            </w:r>
+          </w:p>
+        </w:tc>
+      </w:tr>
+      <w:tr>
+        <w:tc>
+          <w:tcPr>
+            <w:tcW w:type="dxa" w:w="3200"/>
+            <w:shd w:fill="F2F2F2" w:val="clear"/>
+          </w:tcPr>
+          <w:p>
+            <w:r>
+              <w:rPr>
+                <w:b/>
+                <w:bCs/>
+              </w:rPr>
+              <w:t xml:space="preserve">Gap direction</w:t>
+            </w:r>
+          </w:p>
+        </w:tc>
+        <w:tc>
+          <w:tcPr>
+            <w:tcW w:type="dxa" w:w="5800"/>
+          </w:tcPr>
+          <w:p>
+            <w:r>
+              <w:t xml:space="preserve">partially-priced</w:t>
+            </w:r>
+          </w:p>
+        </w:tc>
+      </w:tr>
+      <w:tr>
+        <w:tc>
+          <w:tcPr>
+            <w:tcW w:type="dxa" w:w="3200"/>
+            <w:shd w:fill="F2F2F2" w:val="clear"/>
+          </w:tcPr>
+          <w:p>
+            <w:r>
+              <w:rPr>
+                <w:b/>
+                <w:bCs/>
+              </w:rPr>
+              <w:t xml:space="preserve">Gap type</w:t>
+            </w:r>
+          </w:p>
+        </w:tc>
+        <w:tc>
+          <w:tcPr>
+            <w:tcW w:type="dxa" w:w="5800"/>
+          </w:tcPr>
+          <w:p>
+            <w:r>
+              <w:t xml:space="preserve">margin</w:t>
+            </w:r>
+          </w:p>
+        </w:tc>
+      </w:tr>
+      <w:tr>
+        <w:tc>
+          <w:tcPr>
+            <w:tcW w:type="dxa" w:w="3200"/>
+            <w:shd w:fill="F2F2F2" w:val="clear"/>
+          </w:tcPr>
+          <w:p>
+            <w:r>
+              <w:rPr>
+                <w:b/>
+                <w:bCs/>
+              </w:rPr>
+              <w:t xml:space="preserve">Gap magnitude</w:t>
+            </w:r>
+          </w:p>
+        </w:tc>
+        <w:tc>
+          <w:tcPr>
+            <w:tcW w:type="dxa" w:w="5800"/>
+          </w:tcPr>
+          <w:p>
+            <w:r>
+              <w:t xml:space="preserve">not estimable</w:t>
+            </w:r>
+          </w:p>
+        </w:tc>
+      </w:tr>
+      <w:tr>
+        <w:tc>
+          <w:tcPr>
+            <w:tcW w:type="dxa" w:w="3200"/>
+            <w:shd w:fill="F2F2F2" w:val="clear"/>
+          </w:tcPr>
+          <w:p>
+            <w:r>
+              <w:rPr>
+                <w:b/>
+                <w:bCs/>
+              </w:rPr>
+              <w:t xml:space="preserve">Gap basis</w:t>
+            </w:r>
+          </w:p>
+        </w:tc>
+        <w:tc>
+          <w:tcPr>
+            <w:tcW w:type="dxa" w:w="5800"/>
+          </w:tcPr>
+          <w:p>
+            <w:r>
+              <w:t xml:space="preserve">the order book and rig-depreciation operating-leverage mechanism are real and only partly in an ~18x multiple, but modest trailing ROE (~11%), negative free cash flow and an unresolved accounting question (Other Operating Expense jump, undisclosed coal-trading exit) cap the upside vs the implied path</w:t>
+            </w:r>
+          </w:p>
+        </w:tc>
+      </w:tr>
+      <w:tr>
+        <w:tc>
+          <w:tcPr>
+            <w:tcW w:type="dxa" w:w="3200"/>
+            <w:shd w:fill="F2F2F2" w:val="clear"/>
+          </w:tcPr>
+          <w:p>
+            <w:r>
+              <w:rPr>
+                <w:b/>
+                <w:bCs/>
+              </w:rPr>
+              <w:t xml:space="preserve">Evidence quality</w:t>
+            </w:r>
+          </w:p>
+        </w:tc>
+        <w:tc>
+          <w:tcPr>
+            <w:tcW w:type="dxa" w:w="5800"/>
+          </w:tcPr>
+          <w:p>
+            <w:r>
+              <w:t xml:space="preserve">moderate</w:t>
+            </w:r>
+          </w:p>
+        </w:tc>
+      </w:tr>
+    </w:tbl>
+    <w:p>
+      <w:pPr>
+        <w:spacing w:after="120"/>
+      </w:pPr>
+      <w:r>
+        <w:rPr>
+          <w:i/>
+          <w:iCs/>
+          <w:color w:val="666666"/>
+          <w:sz w:val="16"/>
+          <w:szCs w:val="16"/>
+        </w:rPr>
+        <w:t xml:space="preserve">no broker consensus; implied path is a reverse-P/E estimate + screener.in forward figures + VP thread view</w:t>
+      </w:r>
+    </w:p>
+    <w:p>
+      <w:pPr>
+        <w:pStyle w:val="Heading1"/>
+        <w:spacing w:after="120" w:before="280"/>
+      </w:pPr>
+      <w:r>
+        <w:t xml:space="preserve">Ishmohit-Lens Checks (value chain · earnings quality · growth trajectory · management · quality metrics · track record · global-signal check)</w:t>
+      </w:r>
+    </w:p>
+    <w:p>
+      <w:pPr>
+        <w:spacing w:after="120"/>
+      </w:pPr>
+      <w:r>
+        <w:rPr>
+          <w:i/>
+          <w:iCs/>
+          <w:color w:val="666666"/>
+          <w:sz w:val="18"/>
+          <w:szCs w:val="18"/>
+        </w:rPr>
+        <w:t xml:space="preserve">Extra checks drawn from @ishmohit1 / SOIC methodology (playbook/ishmohit-soic-style.md): where the company sits in its value chain and what the supply side is doing, whether a margin/PAT inflection is structural or a cyclical peak, the rate-of-change of growth vs. what the multiple demands, and management quality as a positive attribute.</w:t>
+      </w:r>
+    </w:p>
+    <w:p>
+      <w:pPr>
+        <w:spacing w:after="120"/>
+      </w:pPr>
+      <w:r>
+        <w:rPr>
+          <w:b/>
+          <w:bCs/>
+          <w:sz w:val="20"/>
+          <w:szCs w:val="20"/>
+        </w:rPr>
+        <w:t xml:space="preserve">Quality metrics (ROCE · debt · FCF · margin · capex):</w:t>
+      </w:r>
+    </w:p>
+    <w:tbl>
+      <w:tblPr>
+        <w:tblW w:type="dxa" w:w="9000"/>
+        <w:tblBorders>
+          <w:top w:val="single" w:color="auto" w:sz="4"/>
+          <w:left w:val="single" w:color="auto" w:sz="4"/>
+          <w:bottom w:val="single" w:color="auto" w:sz="4"/>
+          <w:right w:val="single" w:color="auto" w:sz="4"/>
+          <w:insideH w:val="single" w:color="auto" w:sz="4"/>
+          <w:insideV w:val="single" w:color="auto" w:sz="4"/>
+        </w:tblBorders>
+      </w:tblPr>
+      <w:tblGrid>
+        <w:gridCol w:w="3200"/>
+        <w:gridCol w:w="5800"/>
+      </w:tblGrid>
+      <w:tr>
+        <w:tc>
+          <w:tcPr>
+            <w:tcW w:type="dxa" w:w="3200"/>
+            <w:shd w:fill="F2F2F2" w:val="clear"/>
+          </w:tcPr>
+          <w:p>
+            <w:r>
+              <w:rPr>
+                <w:b/>
+                <w:bCs/>
+              </w:rPr>
+              <w:t xml:space="preserve">Assessment</w:t>
+            </w:r>
+          </w:p>
+        </w:tc>
+        <w:tc>
+          <w:tcPr>
+            <w:tcW w:type="dxa" w:w="5800"/>
+          </w:tcPr>
+          <w:p>
+            <w:r>
+              <w:t xml:space="preserve">concern</w:t>
+            </w:r>
+          </w:p>
+        </w:tc>
+      </w:tr>
+      <w:tr>
+        <w:tc>
+          <w:tcPr>
+            <w:tcW w:type="dxa" w:w="3200"/>
+            <w:shd w:fill="F2F2F2" w:val="clear"/>
+          </w:tcPr>
+          <w:p>
+            <w:r>
+              <w:rPr>
+                <w:b/>
+                <w:bCs/>
+              </w:rPr>
+              <w:t xml:space="preserve">ROCE</w:t>
+            </w:r>
+          </w:p>
+        </w:tc>
+        <w:tc>
+          <w:tcPr>
+            <w:tcW w:type="dxa" w:w="5800"/>
+          </w:tcPr>
+          <w:p>
+            <w:r>
+              <w:t xml:space="preserve">15.15% (improving)</w:t>
+            </w:r>
+          </w:p>
+        </w:tc>
+      </w:tr>
+      <w:tr>
+        <w:tc>
+          <w:tcPr>
+            <w:tcW w:type="dxa" w:w="3200"/>
+            <w:shd w:fill="F2F2F2" w:val="clear"/>
+          </w:tcPr>
+          <w:p>
+            <w:r>
+              <w:rPr>
+                <w:b/>
+                <w:bCs/>
+              </w:rPr>
+              <w:t xml:space="preserve">Leverage</w:t>
+            </w:r>
+          </w:p>
+        </w:tc>
+        <w:tc>
+          <w:tcPr>
+            <w:tcW w:type="dxa" w:w="5800"/>
+          </w:tcPr>
+          <w:p>
+            <w:r>
+              <w:t xml:space="preserve">Net debt/EBITDA 1x</w:t>
+            </w:r>
+          </w:p>
+        </w:tc>
+      </w:tr>
+      <w:tr>
+        <w:tc>
+          <w:tcPr>
+            <w:tcW w:type="dxa" w:w="3200"/>
+            <w:shd w:fill="F2F2F2" w:val="clear"/>
+          </w:tcPr>
+          <w:p>
+            <w:r>
+              <w:rPr>
+                <w:b/>
+                <w:bCs/>
+              </w:rPr>
+              <w:t xml:space="preserve">FCF conversion</w:t>
+            </w:r>
+          </w:p>
+        </w:tc>
+        <w:tc>
+          <w:tcPr>
+            <w:tcW w:type="dxa" w:w="5800"/>
+          </w:tcPr>
+          <w:p>
+            <w:r>
+              <w:t xml:space="preserve">-19%</w:t>
+            </w:r>
+          </w:p>
+        </w:tc>
+      </w:tr>
+      <w:tr>
+        <w:tc>
+          <w:tcPr>
+            <w:tcW w:type="dxa" w:w="3200"/>
+            <w:shd w:fill="F2F2F2" w:val="clear"/>
+          </w:tcPr>
+          <w:p>
+            <w:r>
+              <w:rPr>
+                <w:b/>
+                <w:bCs/>
+              </w:rPr>
+              <w:t xml:space="preserve">Margin trend</w:t>
+            </w:r>
+          </w:p>
+        </w:tc>
+        <w:tc>
+          <w:tcPr>
+            <w:tcW w:type="dxa" w:w="5800"/>
+          </w:tcPr>
+          <w:p>
+            <w:r>
+              <w:t xml:space="preserve">expanding</w:t>
+            </w:r>
+          </w:p>
+        </w:tc>
+      </w:tr>
+      <w:tr>
+        <w:tc>
+          <w:tcPr>
+            <w:tcW w:type="dxa" w:w="3200"/>
+            <w:shd w:fill="F2F2F2" w:val="clear"/>
+          </w:tcPr>
+          <w:p>
+            <w:r>
+              <w:rPr>
+                <w:b/>
+                <w:bCs/>
+              </w:rPr>
+              <w:t xml:space="preserve">Capex efficiency</w:t>
+            </w:r>
+          </w:p>
+        </w:tc>
+        <w:tc>
+          <w:tcPr>
+            <w:tcW w:type="dxa" w:w="5800"/>
+          </w:tcPr>
+          <w:p>
+            <w:r>
+              <w:t xml:space="preserve">neutral</w:t>
+            </w:r>
+          </w:p>
+        </w:tc>
+      </w:tr>
+    </w:tbl>
+    <w:p>
+      <w:pPr>
+        <w:spacing w:after="60" w:before="120"/>
+      </w:pPr>
+      <w:r>
+        <w:rPr>
+          <w:b/>
+          <w:bCs/>
+          <w:sz w:val="20"/>
+          <w:szCs w:val="20"/>
+        </w:rPr>
+        <w:t xml:space="preserve">Track record (Coffee Can persistence check): </w:t>
+      </w:r>
+      <w:r>
+        <w:rPr>
+          <w:sz w:val="20"/>
+          <w:szCs w:val="20"/>
+        </w:rPr>
+        <w:t xml:space="preserve">cleared revenue growth ≥10% AND ROCE ≥15% in 2 of the last 9 years (consistency_score 22)</w:t>
+      </w:r>
+    </w:p>
+    <w:p>
+      <w:pPr>
+        <w:spacing w:after="120"/>
+      </w:pPr>
+      <w:r>
+        <w:rPr>
+          <w:color w:val="666666"/>
+          <w:sz w:val="18"/>
+          <w:szCs w:val="18"/>
+        </w:rPr>
+        <w:t xml:space="preserve">Per screener.in consolidated (FY18-FY26): only FY25 (+35% revenue / ROCE 20%) is a clean pass; FY26 (+35% revenue, ROCE ~15% per company Q1 FY27 update, not yet on screener) is a marginal pass. FY18-FY24 all had ROCE 8-13%, below the 15% bar, even in years revenue grew &gt;10% (FY21 +21%, FY22 +14%). The operating-leverage inflection is FY25-onwards only.</w:t>
+      </w:r>
+    </w:p>
+    <w:p>
+      <w:pPr>
+        <w:pStyle w:val="Heading1"/>
+        <w:spacing w:after="120" w:before="280"/>
+      </w:pPr>
+      <w:r>
         <w:t xml:space="preserve">Technical Read (Weekly / Monthly MACD + Bollinger Bands, or RSI/CCI/Williams %R proxy)</w:t>
       </w:r>
     </w:p>
@@ -502,6 +1120,34 @@
           <w:szCs w:val="24"/>
         </w:rPr>
         <w:t xml:space="preserve">10x-in-2-3-years</w:t>
+      </w:r>
+    </w:p>
+    <w:p>
+      <w:pPr>
+        <w:spacing w:after="120"/>
+      </w:pPr>
+      <w:r>
+        <w:rPr>
+          <w:color w:val="666666"/>
+          <w:sz w:val="20"/>
+          <w:szCs w:val="20"/>
+        </w:rPr>
+        <w:t xml:space="preserve">4-box gate — tailwind: yes · TAM: yes · moat: no · valuation: weak  (score 2.5 / 4)</w:t>
+      </w:r>
+    </w:p>
+    <w:p>
+      <w:pPr>
+        <w:spacing w:after="120"/>
+      </w:pPr>
+      <w:r>
+        <w:rPr>
+          <w:i/>
+          <w:iCs/>
+          <w:color w:val="666666"/>
+          <w:sz w:val="20"/>
+          <w:szCs w:val="20"/>
+        </w:rPr>
+        <w:t xml:space="preserve">India energy self-reliance policy tailwind and order-book at all-time high (Rs 761cr, rigs fully deployed) support tailwind/tam; no moat discussed for a rig-services business; no valuation/market_expectation data recorded; unresolved accounting question + cash-tightness flag are separate risks.</w:t>
       </w:r>
     </w:p>
     <w:p>

--- a/projects/valuepickr-open-screen/docs/South West Pinnacle Exploration.docx
+++ b/projects/valuepickr-open-screen/docs/South West Pinnacle Exploration.docx
@@ -664,6 +664,179 @@
           <w:szCs w:val="18"/>
         </w:rPr>
         <w:t xml:space="preserve">This is independent research and analysis for informational purposes only, not personalized financial or investment advice. Past multi-bagger performance and forum/social sentiment are not indicators of future returns. Do your own due diligence before investing.</w:t>
+      </w:r>
+    </w:p>
+    <w:p/>
+    <w:p>
+      <w:r>
+        <w:rPr>
+          <w:b/>
+          <w:sz w:val="28"/>
+        </w:rPr>
+        <w:t>🔄 RESEARCH UPDATE - 2026-10-05</w:t>
+      </w:r>
+    </w:p>
+    <w:p>
+      <w:r>
+        <w:rPr>
+          <w:b/>
+        </w:rPr>
+        <w:t>📊 Key Metrics:</w:t>
+      </w:r>
+    </w:p>
+    <w:p>
+      <w:pPr>
+        <w:ind w:left="360"/>
+      </w:pPr>
+      <w:r>
+        <w:t xml:space="preserve">  • Company: South West Pinnacle Exploration</w:t>
+      </w:r>
+    </w:p>
+    <w:p>
+      <w:pPr>
+        <w:ind w:left="360"/>
+      </w:pPr>
+      <w:r>
+        <w:t xml:space="preserve">  • Conviction: Not rated</w:t>
+      </w:r>
+    </w:p>
+    <w:p>
+      <w:pPr>
+        <w:ind w:left="360"/>
+      </w:pPr>
+      <w:r>
+        <w:t xml:space="preserve">  • Thesis: 10x-in-2-3-years</w:t>
+      </w:r>
+    </w:p>
+    <w:p>
+      <w:pPr>
+        <w:ind w:left="360"/>
+      </w:pPr>
+      <w:r>
+        <w:t xml:space="preserve">  • 4-Box Score: 2.5</w:t>
+      </w:r>
+    </w:p>
+    <w:p>
+      <w:pPr>
+        <w:ind w:left="360"/>
+      </w:pPr>
+      <w:r>
+        <w:t xml:space="preserve">  • Research Date: 2026-09-26</w:t>
+      </w:r>
+    </w:p>
+    <w:p>
+      <w:pPr>
+        <w:ind w:left="360"/>
+      </w:pPr>
+      <w:r>
+        <w:t xml:space="preserve">  • Red Flag: None</w:t>
+      </w:r>
+    </w:p>
+    <w:p/>
+    <w:p>
+      <w:r>
+        <w:rPr>
+          <w:b/>
+        </w:rPr>
+        <w:t>📝 Verdict:</w:t>
+      </w:r>
+    </w:p>
+    <w:p>
+      <w:pPr>
+        <w:ind w:left="360"/>
+      </w:pPr>
+      <w:r>
+        <w:t>A genuine order-book and operating-leverage inflection on a real policy tailwind, tempered by an unresolved accounting question and a tight near-term cash position</w:t>
+      </w:r>
+    </w:p>
+    <w:p/>
+    <w:p>
+      <w:r>
+        <w:rPr>
+          <w:b/>
+        </w:rPr>
+        <w:t>📈 Bull Case:</w:t>
+      </w:r>
+    </w:p>
+    <w:p>
+      <w:pPr>
+        <w:ind w:left="360"/>
+      </w:pPr>
+      <w:r>
+        <w:t>Order book at an all-time high (Rs 761 Cr) with rigs fully deployed and demand strong enough that the company is hiring/subcontracting 10+ extra rigs</w:t>
+      </w:r>
+    </w:p>
+    <w:p>
+      <w:pPr>
+        <w:ind w:left="360"/>
+      </w:pPr>
+      <w:r>
+        <w:t>Real operating-leverage story: once rigs are fully depreciated, incremental revenue drops largely to the bottom line</w:t>
+      </w:r>
+    </w:p>
+    <w:p>
+      <w:pPr>
+        <w:ind w:left="360"/>
+      </w:pPr>
+      <w:r>
+        <w:t>Structural policy tailwind from India's accelerating push for domestic energy (oil, gas, coal) self-reliance, reinforced by geopolitical triggers referenced in the thread</w:t>
+      </w:r>
+    </w:p>
+    <w:p>
+      <w:pPr>
+        <w:ind w:left="360"/>
+      </w:pPr>
+      <w:r>
+        <w:t>Shifting client mix toward private clients (77:23 private:government) should improve cash collection cycles versus a historically government-heavy book</w:t>
+      </w:r>
+    </w:p>
+    <w:p>
+      <w:pPr>
+        <w:ind w:left="360"/>
+      </w:pPr>
+      <w:r>
+        <w:t>Small market cap (~Rs 771 Cr) leaves genuine room for a 10x case if the order-book momentum and margin expansion continue</w:t>
+      </w:r>
+    </w:p>
+    <w:p/>
+    <w:p>
+      <w:r>
+        <w:rPr>
+          <w:b/>
+        </w:rPr>
+        <w:t>📉 Bear Case:</w:t>
+      </w:r>
+    </w:p>
+    <w:p>
+      <w:pPr>
+        <w:ind w:left="360"/>
+      </w:pPr>
+      <w:r>
+        <w:t>A trusted user (Chandragupta) raised a specific, unexplained accounting question in late 2025 - an undisclosed coal-trading business exit alongside a disproportionate increase in Other Operating Expense - that does not appear to have been directly and explicitly closed out later in the thread</w:t>
+      </w:r>
+    </w:p>
+    <w:p>
+      <w:pPr>
+        <w:ind w:left="360"/>
+      </w:pPr>
+      <w:r>
+        <w:t>Cash/capex funding flagged as 'really tight' in the most recent (Aug 2026) community post - the rig-fleet expansion and JV advancement both require capital that may be constrained even as the order book grows</w:t>
+      </w:r>
+    </w:p>
+    <w:p>
+      <w:pPr>
+        <w:ind w:left="360"/>
+      </w:pPr>
+      <w:r>
+        <w:t>Trailing ROE (11.2%) is modest and has not yet caught up with the current order-book strength - the operating-leverage thesis is still largely prospective rather than already showing up fully in reported returns</w:t>
+      </w:r>
+    </w:p>
+    <w:p>
+      <w:pPr>
+        <w:ind w:left="360"/>
+      </w:pPr>
+      <w:r>
+        <w:t>Government-linked exploration/coal-policy work can be lumpy and politically/regulatory-cycle dependent even as private-client mix grows</w:t>
       </w:r>
     </w:p>
     <w:sectPr>
